--- a/acts-sermons/docx/51_2027-10-03_날마다성경을상고하는사람들_행17장10-15절.docx
+++ b/acts-sermons/docx/51_2027-10-03_날마다성경을상고하는사람들_행17장10-15절.docx
@@ -356,33 +356,33 @@
           <w:sz w:val="24"/>
           <w:szCs w:val="24"/>
         </w:rPr>
-        <w:t xml:space="preserve">느헤미야 8장에는 바벨론 포로에서 돌아온 이스라엘 백성이 예루살렘 성벽을 재건한 뒤, 수문 앞 광장에 모인 장면이 나옵니다. 그들은 학사 에스라에게 모세의 율법책을 가지고 오라고 요청했습니다. 백성이 먼저 말씀을 청한 것입니다.</w:t>
-      </w:r>
-    </w:p>
-    <w:p>
-      <w:pPr>
-        <w:spacing w:after="160" w:line="360"/>
-      </w:pPr>
-      <w:r>
-        <w:rPr>
-          <w:rFonts w:ascii="맑은 고딕" w:cs="맑은 고딕" w:eastAsia="맑은 고딕" w:hAnsi="맑은 고딕"/>
-          <w:sz w:val="24"/>
-          <w:szCs w:val="24"/>
-        </w:rPr>
-        <w:t xml:space="preserve">에스라가 나무 강단에 서서 책을 펴자 모든 백성이 일어섰습니다. 에스라가 하나님을 송축하자 백성은 손을 들고 “아멘 아멘” 하고 응답하며 몸을 굽혀 얼굴을 땅에 대고 경배했습니다. 그리고 그들은 새벽부터 정오까지 율법책 낭독을 들었습니다. 성경은 “뭇 백성이 그 율법책에 귀를 기울였는데”라고 말합니다(느 8:3). 레위 사람들은 그 뜻을 해석하여 백성이 그 낭독하는 것을 다 깨닫게 했습니다(느 8:8).</w:t>
-      </w:r>
-    </w:p>
-    <w:p>
-      <w:pPr>
-        <w:spacing w:after="160" w:line="360"/>
-      </w:pPr>
-      <w:r>
-        <w:rPr>
-          <w:rFonts w:ascii="맑은 고딕" w:cs="맑은 고딕" w:eastAsia="맑은 고딕" w:hAnsi="맑은 고딕"/>
-          <w:sz w:val="24"/>
-          <w:szCs w:val="24"/>
-        </w:rPr>
-        <w:t xml:space="preserve">그 결과 어떻게 되었습니까? 백성은 율법의 말씀을 듣고 다 울었습니다. 말씀 앞에서 자기 죄를 보았기 때문입니다. 그러나 느헤미야는 “여호와로 인하여 기뻐하는 것이 너희의 힘이니라”고 위로했습니다(느 8:10). 말씀을 사모하는 마음은 회개의 눈물과 하나님 안에서의 기쁨으로 이어집니다. 베뢰아 사람들의 간절한 마음도 바로 이런 마음이었습니다.</w:t>
+        <w:t xml:space="preserve">열왕기상 10장에는 스바의 여왕이 솔로몬을 찾아온 이야기가 나옵니다. 그녀는 솔로몬의 명성을 듣고 어려운 문제로 그를 시험하려고 먼 길을 왔습니다. 향품과 매우 많은 금과 보석을 낙타에 싣고 큰 수행원을 거느리고 예루살렘에 이르렀습니다. 소문으로 듣는 것만으로 만족하지 않고, 직접 와서 듣고 확인하고 싶었던 것입니다.</w:t>
+      </w:r>
+    </w:p>
+    <w:p>
+      <w:pPr>
+        <w:spacing w:after="160" w:line="360"/>
+      </w:pPr>
+      <w:r>
+        <w:rPr>
+          <w:rFonts w:ascii="맑은 고딕" w:cs="맑은 고딕" w:eastAsia="맑은 고딕" w:hAnsi="맑은 고딕"/>
+          <w:sz w:val="24"/>
+          <w:szCs w:val="24"/>
+        </w:rPr>
+        <w:t xml:space="preserve">그녀는 마음에 있는 것을 다 솔로몬에게 물었고, 솔로몬은 그 모든 질문에 대답했습니다. 그녀는 솔로몬의 지혜와 그가 건축한 왕궁과 신하들의 모습을 보고 크게 감동했습니다. 그리고 고백했습니다. 내가 내 나라에서 들은 소문이 사실이지만, 와서 눈으로 보기까지는 믿지 않았는데 들은 것은 절반도 되지 못한다는 것이었습니다(왕상 10:6-7). 그녀는 솔로몬을 왕으로 세우신 여호와를 찬송했습니다.</w:t>
+      </w:r>
+    </w:p>
+    <w:p>
+      <w:pPr>
+        <w:spacing w:after="160" w:line="360"/>
+      </w:pPr>
+      <w:r>
+        <w:rPr>
+          <w:rFonts w:ascii="맑은 고딕" w:cs="맑은 고딕" w:eastAsia="맑은 고딕" w:hAnsi="맑은 고딕"/>
+          <w:sz w:val="24"/>
+          <w:szCs w:val="24"/>
+        </w:rPr>
+        <w:t xml:space="preserve">예수님은 이 여왕을 기억하셨습니다. 남방 여왕이 솔로몬의 지혜를 들으려고 땅 끝에서 왔거니와, 솔로몬보다 더 큰 이가 여기 있다고 말씀하셨습니다(마 12:42). 이방 여왕은 사람의 지혜를 듣기 위해 먼 길을 마다하지 않았습니다. 하물며 우리는 솔로몬보다 더 크신 그리스도의 말씀을 날마다 손에 들고 있습니다. 베뢰아 사람들도 그랬습니다. 그들은 말씀을 간절한 마음으로 받았습니다. 말씀을 사모하는 마음이 고귀한 신앙의 시작입니다.</w:t>
       </w:r>
     </w:p>
     <w:p>

--- a/acts-sermons/docx/51_2027-10-03_날마다성경을상고하는사람들_행17장10-15절.docx
+++ b/acts-sermons/docx/51_2027-10-03_날마다성경을상고하는사람들_행17장10-15절.docx
@@ -725,7 +725,7 @@
           <w:sz w:val="24"/>
           <w:szCs w:val="24"/>
         </w:rPr>
-        <w:t xml:space="preserve">그 후 요시야는 온 나라에서 우상을 제거하고 유월절을 회복했습니다. 성경은 그를 가리켜 “마음을 다하며 뜻을 다하며 힘을 다하여 모세의 모든 율법을 따라 여호와께로 돌이킨 왕은 요시야 전에도 이와 같은 왕이 없었고 그 후에도 그와 같은 자가 없었더라”고 평가합니다(왕하 23:25). 말씀을 다시 펴서 확인했을 때, 나라 전체가 새로워졌습니다. 성경을 상고하는 사람은 개혁의 사람이 됩니다.</w:t>
+        <w:t xml:space="preserve">그 후 요시야는 온 나라에서 우상을 제거하고 유월절을 회복했습니다. 성경은 그를 가리켜 “요시야와 같이 마음을 다하며 뜻을 다하며 힘을 다하여 모세의 모든 율법을 따라 여호와께로 돌이킨 왕은 요시야 전에도 없었고 후에도 그와 같은 자가 없었더라”고 평가합니다(왕하 23:25). 말씀을 다시 펴서 확인했을 때, 나라 전체가 새로워졌습니다. 성경을 상고하는 사람은 개혁의 사람이 됩니다.</w:t>
       </w:r>
     </w:p>
     <w:p>
@@ -952,7 +952,7 @@
           <w:sz w:val="24"/>
           <w:szCs w:val="24"/>
         </w:rPr>
-        <w:t xml:space="preserve">베뢰아의 결과는 분명했습니다. “그 중에 믿는 사람이 많고.” ‘그러므로’라는 연결이 있습니다. 날마다 성경을 상고했기 때문에 믿는 사람이 많아졌다는 것입니다. 성경을 깊이 살필수록 믿음은 약해지는 것이 아니라 강해집니다. 하나님의 말씀은 조사하면 할수록 그 진실함이 드러나기 때문입니다. 성령께서는 말씀을 통하여 믿음을 일으키십니다. 바울이 말한 대로 “믿음은 들음에서 나며 들음은 그리스도의 말씀으로 말미암았느니라”(롬 10:17).</w:t>
+        <w:t xml:space="preserve">베뢰아의 결과는 분명했습니다. “그 중에 믿는 사람이 많고.” 원문에는 이 구절 앞에 ‘그러므로’라는 연결어가 있습니다. 날마다 성경을 상고했기 때문에 믿는 사람이 많아졌다는 것입니다. 성경을 깊이 살필수록 믿음은 약해지는 것이 아니라 강해집니다. 하나님의 말씀은 조사하면 할수록 그 진실함이 드러나기 때문입니다. 성령께서는 말씀을 통하여 믿음을 일으키십니다. 바울이 말한 대로 “믿음은 들음에서 나며 들음은 그리스도의 말씀으로 말미암았느니라”(롬 10:17).</w:t>
       </w:r>
     </w:p>
     <w:p>
@@ -1029,20 +1029,20 @@
           <w:sz w:val="24"/>
           <w:szCs w:val="24"/>
         </w:rPr>
-        <w:t xml:space="preserve">사도 바울의 영적 아들 디모데는 어떻게 그런 신실한 일꾼이 되었을까요? 바울은 디모데에게 이렇게 씁니다. “이는 네 속에 있는 거짓이 없는 믿음을 생각함이라 이 믿음은 먼저 네 외조모 로이스와 네 어머니 유니게 속에 있더니 네 속에도 있는 줄을 확신하노라”(딤후 1:5).</w:t>
-      </w:r>
-    </w:p>
-    <w:p>
-      <w:pPr>
-        <w:spacing w:after="160" w:line="360"/>
-      </w:pPr>
-      <w:r>
-        <w:rPr>
-          <w:rFonts w:ascii="맑은 고딕" w:cs="맑은 고딕" w:eastAsia="맑은 고딕" w:hAnsi="맑은 고딕"/>
-          <w:sz w:val="24"/>
-          <w:szCs w:val="24"/>
-        </w:rPr>
-        <w:t xml:space="preserve">디모데의 아버지는 헬라인이었습니다(행 16:1). 아마도 집안에서 신앙의 지원을 충분히 받기는 어려웠을 것입니다. 그러나 외할머니와 어머니는 어린 디모데에게 날마다 성경을 가르쳤습니다. 바울은 이렇게 말합니다. “또 어려서부터 성경을 알았나니 성경은 능히 너로 하여금 그리스도 예수 안에 있는 믿음으로 말미암아 구원에 이르는 지혜가 있게 하느니라”(딤후 3:15).</w:t>
+        <w:t xml:space="preserve">사도 바울의 영적 아들 디모데는 어떻게 그런 신실한 일꾼이 되었을까요? 바울은 디모데에게 이렇게 씁니다. “이는 네 속에 거짓이 없는 믿음이 있음을 생각함이라 이 믿음은 먼저 네 외조모 로이스와 네 어머니 유니게 속에 있더니 네 속에도 있는 줄을 확신하노라”(딤후 1:5).</w:t>
+      </w:r>
+    </w:p>
+    <w:p>
+      <w:pPr>
+        <w:spacing w:after="160" w:line="360"/>
+      </w:pPr>
+      <w:r>
+        <w:rPr>
+          <w:rFonts w:ascii="맑은 고딕" w:cs="맑은 고딕" w:eastAsia="맑은 고딕" w:hAnsi="맑은 고딕"/>
+          <w:sz w:val="24"/>
+          <w:szCs w:val="24"/>
+        </w:rPr>
+        <w:t xml:space="preserve">디모데의 아버지는 헬라인이었습니다(행 16:1). 아마도 집안에서 신앙의 지원을 충분히 받기는 어려웠을 것입니다. 그러나 외할머니와 어머니는 어린 디모데에게 어려서부터 성경을 가르쳤습니다. 바울은 이렇게 말합니다. “또 어려서부터 성경을 알았나니 성경은 능히 너로 하여금 그리스도 예수 안에 있는 믿음으로 말미암아 구원에 이르는 지혜가 있게 하느니라”(딤후 3:15).</w:t>
       </w:r>
     </w:p>
     <w:p>
